--- a/docs/SCRIPT_1MIN.docx
+++ b/docs/SCRIPT_1MIN.docx
@@ -146,7 +146,7 @@
               <w:pStyle w:val="Compact"/>
             </w:pPr>
             <w:r>
-              <w:t xml:space="preserve">미용실에서 사진을 보여 줘도, 스타일 이름을 모르면 설명하기 어렵습니다. 그래서 사진 한 장을 한국어로 설명하는 AI 를 만들었습니다.</w:t>
+              <w:t xml:space="preserve">미용실에서 사진을 보여 줘도, 스타일 이름을 모르면 설명하기 어렵습니다. 그래서 사진 한 장을 한국어로 설명하는 AI를 만들었습니다.</w:t>
             </w:r>
           </w:p>
         </w:tc>
@@ -181,7 +181,7 @@
               <w:pStyle w:val="Compact"/>
             </w:pPr>
             <w:r>
-              <w:t xml:space="preserve">패션 사진에 특화된 FashionSigLIP 모델을 Transformers.js 로 브라우저에서 실행해서, 사진이 서버로 나가지 않습니다.</w:t>
+              <w:t xml:space="preserve">패션 사진에 특화된 FashionSigLIP 모델을 Transformers.js로 브라우저에서 실행해서, 사진이 서버로 나가지 않습니다.</w:t>
             </w:r>
           </w:p>
         </w:tc>
@@ -321,7 +321,7 @@
               <w:pStyle w:val="Compact"/>
             </w:pPr>
             <w:r>
-              <w:t xml:space="preserve">그 결과 정확도가 53% 에서 75% 로 올랐고, 단정한 문장은 96% 맞았습니다. 라벨의 질이 양보다 중요하다는 것을 배웠습니다.</w:t>
+              <w:t xml:space="preserve">그 결과 정확도가 53%에서 75%로 올랐고, 단정한 문장은 96% 맞았습니다. 라벨의 질이 양보다 중요하다는 것을 배웠습니다.</w:t>
             </w:r>
           </w:p>
         </w:tc>
@@ -391,7 +391,7 @@
               <w:pStyle w:val="Compact"/>
             </w:pPr>
             <w:r>
-              <w:t xml:space="preserve">QR 을 찍어 직접 써 보세요. 감사합니다.</w:t>
+              <w:t xml:space="preserve">QR을 찍어 직접 써 보세요. 감사합니다.</w:t>
             </w:r>
           </w:p>
         </w:tc>
@@ -418,7 +418,7 @@
         </w:numPr>
       </w:pPr>
       <w:r>
-        <w:t xml:space="preserve">4 → 5 → 6, 8 → 9, 10 → 11 은 한 문장을 말하는 동안 차례로 넘긴다 (장마다 2~3초).</w:t>
+        <w:t xml:space="preserve">4 → 5 → 6, 8 → 9, 10 → 11은 한 문장을 말하는 동안 차례로 넘긴다 (장마다 2~3초).</w:t>
       </w:r>
     </w:p>
     <w:p>
